--- a/Übungen/Grafiken/Übung Boxplot.docx
+++ b/Übungen/Grafiken/Übung Boxplot.docx
@@ -66,7 +66,7 @@
           <w:sz w:val="28"/>
           <w:szCs w:val="28"/>
         </w:rPr>
-        <w:t xml:space="preserve">Erstellen Sie einen Boxplot der ausschließlich die Verteilung der M&amp;Ms nach Farbe darstellt. Passen Sie eventuell das </w:t>
+        <w:t xml:space="preserve">Erstellen Sie einen Boxplot der die Verteilung der M&amp;Ms nach Farbe darstellt. Passen Sie eventuell das </w:t>
       </w:r>
       <w:proofErr w:type="spellStart"/>
       <w:r>
@@ -115,7 +115,14 @@
           <w:sz w:val="28"/>
           <w:szCs w:val="28"/>
         </w:rPr>
-        <w:t>Färben Sie die Boxen entsprechend der M&amp;M Farben an</w:t>
+        <w:t xml:space="preserve">Färben Sie die Boxen entsprechend der M&amp;M Farben </w:t>
+      </w:r>
+      <w:r>
+        <w:rPr>
+          <w:sz w:val="28"/>
+          <w:szCs w:val="28"/>
+        </w:rPr>
+        <w:t>ein</w:t>
       </w:r>
     </w:p>
     <w:p>
@@ -781,6 +788,7 @@
   <w:style w:type="character" w:default="1" w:styleId="Absatz-Standardschriftart">
     <w:name w:val="Default Paragraph Font"/>
     <w:uiPriority w:val="1"/>
+    <w:semiHidden/>
     <w:unhideWhenUsed/>
   </w:style>
   <w:style w:type="table" w:default="1" w:styleId="NormaleTabelle">
